--- a/Replication files/3_DID.docx
+++ b/Replication files/3_DID.docx
@@ -217,7 +217,7 @@
                 <w:b/>
                 <w:smallCaps/>
               </w:rPr>
-              <w:t>5</w:t>
+              <w:t>6</w:t>
             </w:r>
           </w:p>
           <w:p>
@@ -306,10 +306,10 @@
                 <w:noProof/>
               </w:rPr>
               <w:drawing>
-                <wp:inline distT="0" distB="0" distL="0" distR="0" wp14:anchorId="3FCACC58" wp14:editId="16684A2D">
-                  <wp:extent cx="4393096" cy="4018087"/>
-                  <wp:effectExtent l="0" t="0" r="1270" b="0"/>
-                  <wp:docPr id="901170106" name="Picture 4" descr="A screenshot of a table&#10;&#10;Description automatically generated"/>
+                <wp:inline distT="0" distB="0" distL="0" distR="0" wp14:anchorId="7B01D9A9" wp14:editId="4BB23CBC">
+                  <wp:extent cx="5595731" cy="4520227"/>
+                  <wp:effectExtent l="0" t="0" r="5080" b="1270"/>
+                  <wp:docPr id="379127331" name="Picture 1" descr="A screenshot of a computer&#10;&#10;Description automatically generated"/>
                   <wp:cNvGraphicFramePr>
                     <a:graphicFrameLocks xmlns:a="http://schemas.openxmlformats.org/drawingml/2006/main" noChangeAspect="1"/>
                   </wp:cNvGraphicFramePr>
@@ -317,7 +317,7 @@
                     <a:graphicData uri="http://schemas.openxmlformats.org/drawingml/2006/picture">
                       <pic:pic xmlns:pic="http://schemas.openxmlformats.org/drawingml/2006/picture">
                         <pic:nvPicPr>
-                          <pic:cNvPr id="901170106" name="Picture 4" descr="A screenshot of a table&#10;&#10;Description automatically generated"/>
+                          <pic:cNvPr id="379127331" name="Picture 1" descr="A screenshot of a computer&#10;&#10;Description automatically generated"/>
                           <pic:cNvPicPr/>
                         </pic:nvPicPr>
                         <pic:blipFill>
@@ -335,7 +335,7 @@
                         <pic:spPr>
                           <a:xfrm>
                             <a:off x="0" y="0"/>
-                            <a:ext cx="4401356" cy="4025642"/>
+                            <a:ext cx="5604682" cy="4527457"/>
                           </a:xfrm>
                           <a:prstGeom prst="rect">
                             <a:avLst/>
@@ -461,7 +461,7 @@
                 <w:sz w:val="22"/>
                 <w:szCs w:val="22"/>
               </w:rPr>
-              <w:t xml:space="preserve"> significant estimate of a </w:t>
+              <w:t xml:space="preserve"> </w:t>
             </w:r>
             <w:r>
               <w:rPr>
@@ -472,6 +472,18 @@
                 <w:sz w:val="22"/>
                 <w:szCs w:val="22"/>
               </w:rPr>
+              <w:lastRenderedPageBreak/>
+              <w:t xml:space="preserve">significant estimate of a </w:t>
+            </w:r>
+            <w:r>
+              <w:rPr>
+                <w:rFonts w:ascii="Arial" w:hAnsi="Arial" w:cs="Arial"/>
+                <w:b/>
+                <w:bCs/>
+                <w:color w:val="000000"/>
+                <w:sz w:val="22"/>
+                <w:szCs w:val="22"/>
+              </w:rPr>
               <w:t>20-fold increase in FDI upon onset of the treatment,</w:t>
             </w:r>
             <w:r>
@@ -499,35 +511,7 @@
                 <w:sz w:val="22"/>
                 <w:szCs w:val="22"/>
               </w:rPr>
-              <w:t>combinations of battle fatalities, real GDP, GDP growth, and interaction between battle fatalities and the post-treatment. Importantly</w:t>
-            </w:r>
-            <w:r>
-              <w:rPr>
-                <w:rFonts w:ascii="Arial" w:hAnsi="Arial" w:cs="Arial"/>
-                <w:color w:val="000000"/>
-                <w:sz w:val="22"/>
-                <w:szCs w:val="22"/>
-              </w:rPr>
-              <w:t xml:space="preserve">, as these effects are only present with </w:t>
-            </w:r>
-            <w:r>
-              <w:rPr>
-                <w:rFonts w:ascii="Arial" w:hAnsi="Arial" w:cs="Arial"/>
-                <w:color w:val="000000"/>
-                <w:sz w:val="22"/>
-                <w:szCs w:val="22"/>
-              </w:rPr>
-              <w:lastRenderedPageBreak/>
-              <w:t>country fixed effects, we see that this effect emerges specifically when controlling for aspects of the country-specific environment not already captured by the model.</w:t>
-            </w:r>
-            <w:r>
-              <w:rPr>
-                <w:rFonts w:ascii="Arial" w:hAnsi="Arial" w:cs="Arial"/>
-                <w:color w:val="000000"/>
-                <w:sz w:val="22"/>
-                <w:szCs w:val="22"/>
-              </w:rPr>
-              <w:t xml:space="preserve"> </w:t>
+              <w:t xml:space="preserve">combinations of battle fatalities, real GDP, GDP growth, and interaction between battle fatalities and the post-treatment. Importantly, as these effects are only present with country fixed effects, we see that this effect emerges specifically when controlling for aspects of the country-specific environment not already captured by the model. </w:t>
             </w:r>
             <w:r>
               <w:rPr>
@@ -686,168 +670,6 @@
                 <w:szCs w:val="22"/>
               </w:rPr>
               <w:t xml:space="preserve">. </w:t>
-            </w:r>
-          </w:p>
-          <w:p>
-            <w:pPr>
-              <w:pStyle w:val="NormalWeb"/>
-              <w:spacing w:before="0" w:beforeAutospacing="0" w:after="160" w:afterAutospacing="0"/>
-              <w:jc w:val="both"/>
-            </w:pPr>
-            <w:r>
-              <w:rPr>
-                <w:rFonts w:ascii="Arial" w:hAnsi="Arial" w:cs="Arial"/>
-                <w:color w:val="000000"/>
-                <w:sz w:val="22"/>
-                <w:szCs w:val="22"/>
-              </w:rPr>
-              <w:t xml:space="preserve">Please note that the percent change in </w:t>
-            </w:r>
-            <w:proofErr w:type="gramStart"/>
-            <w:r>
-              <w:rPr>
-                <w:rFonts w:ascii="Arial" w:hAnsi="Arial" w:cs="Arial"/>
-                <w:color w:val="000000"/>
-                <w:sz w:val="22"/>
-                <w:szCs w:val="22"/>
-              </w:rPr>
-              <w:t>passengers</w:t>
-            </w:r>
-            <w:proofErr w:type="gramEnd"/>
-            <w:r>
-              <w:rPr>
-                <w:rFonts w:ascii="Arial" w:hAnsi="Arial" w:cs="Arial"/>
-                <w:color w:val="000000"/>
-                <w:sz w:val="22"/>
-                <w:szCs w:val="22"/>
-              </w:rPr>
-              <w:t xml:space="preserve"> variable was left in whole number terms for the regression above, producing the low coefficient estimates. Upon running this variable in percentage terms, the coefficients on the passenger variable reappeared (resembling what was found with the multiple OLS), but the significance levels on the treatment variable disappeared and diminished </w:t>
-            </w:r>
-            <w:r>
-              <w:rPr>
-                <w:rFonts w:ascii="Arial" w:hAnsi="Arial" w:cs="Arial"/>
-                <w:color w:val="000000"/>
-                <w:sz w:val="22"/>
-                <w:szCs w:val="22"/>
-              </w:rPr>
-              <w:t xml:space="preserve">respectively </w:t>
-            </w:r>
-            <w:r>
-              <w:rPr>
-                <w:rFonts w:ascii="Arial" w:hAnsi="Arial" w:cs="Arial"/>
-                <w:color w:val="000000"/>
-                <w:sz w:val="22"/>
-                <w:szCs w:val="22"/>
-              </w:rPr>
-              <w:t xml:space="preserve">on the </w:t>
-            </w:r>
-            <w:r>
-              <w:rPr>
-                <w:rFonts w:ascii="Arial" w:hAnsi="Arial" w:cs="Arial"/>
-                <w:color w:val="000000"/>
-                <w:sz w:val="22"/>
-                <w:szCs w:val="22"/>
-              </w:rPr>
-              <w:t xml:space="preserve">treatment and </w:t>
-            </w:r>
-            <w:r>
-              <w:rPr>
-                <w:rFonts w:ascii="Arial" w:hAnsi="Arial" w:cs="Arial"/>
-                <w:color w:val="000000"/>
-                <w:sz w:val="22"/>
-                <w:szCs w:val="22"/>
-              </w:rPr>
-              <w:t>post-treatment variable</w:t>
-            </w:r>
-            <w:r>
-              <w:rPr>
-                <w:rFonts w:ascii="Arial" w:hAnsi="Arial" w:cs="Arial"/>
-                <w:color w:val="000000"/>
-                <w:sz w:val="22"/>
-                <w:szCs w:val="22"/>
-              </w:rPr>
-              <w:t>s</w:t>
-            </w:r>
-            <w:r>
-              <w:rPr>
-                <w:rFonts w:ascii="Arial" w:hAnsi="Arial" w:cs="Arial"/>
-                <w:color w:val="000000"/>
-                <w:sz w:val="22"/>
-                <w:szCs w:val="22"/>
-              </w:rPr>
-              <w:t xml:space="preserve">, while the value of the estimates stayed the same. Most likely, it seems like reduced variance and higher standard errors when </w:t>
-            </w:r>
-            <w:r>
-              <w:rPr>
-                <w:rFonts w:ascii="Arial" w:hAnsi="Arial" w:cs="Arial"/>
-                <w:color w:val="000000"/>
-                <w:sz w:val="22"/>
-                <w:szCs w:val="22"/>
-              </w:rPr>
-              <w:t>inputting</w:t>
-            </w:r>
-            <w:r>
-              <w:rPr>
-                <w:rFonts w:ascii="Arial" w:hAnsi="Arial" w:cs="Arial"/>
-                <w:color w:val="000000"/>
-                <w:sz w:val="22"/>
-                <w:szCs w:val="22"/>
-              </w:rPr>
-              <w:t xml:space="preserve"> the variable </w:t>
-            </w:r>
-            <w:r>
-              <w:rPr>
-                <w:rFonts w:ascii="Arial" w:hAnsi="Arial" w:cs="Arial"/>
-                <w:color w:val="000000"/>
-                <w:sz w:val="22"/>
-                <w:szCs w:val="22"/>
-              </w:rPr>
-              <w:t>in</w:t>
-            </w:r>
-            <w:r>
-              <w:rPr>
-                <w:rFonts w:ascii="Arial" w:hAnsi="Arial" w:cs="Arial"/>
-                <w:color w:val="000000"/>
-                <w:sz w:val="22"/>
-                <w:szCs w:val="22"/>
-              </w:rPr>
-              <w:t xml:space="preserve"> percentage terms soaked up much of the significant effect. Therefore, th</w:t>
-            </w:r>
-            <w:r>
-              <w:rPr>
-                <w:rFonts w:ascii="Arial" w:hAnsi="Arial" w:cs="Arial"/>
-                <w:color w:val="000000"/>
-                <w:sz w:val="22"/>
-                <w:szCs w:val="22"/>
-              </w:rPr>
-              <w:t>ese coefficients are</w:t>
-            </w:r>
-            <w:r>
-              <w:rPr>
-                <w:rFonts w:ascii="Arial" w:hAnsi="Arial" w:cs="Arial"/>
-                <w:color w:val="000000"/>
-                <w:sz w:val="22"/>
-                <w:szCs w:val="22"/>
-              </w:rPr>
-              <w:t xml:space="preserve"> </w:t>
-            </w:r>
-            <w:r>
-              <w:rPr>
-                <w:rFonts w:ascii="Arial" w:hAnsi="Arial" w:cs="Arial"/>
-                <w:color w:val="000000"/>
-                <w:sz w:val="22"/>
-                <w:szCs w:val="22"/>
-              </w:rPr>
-              <w:t>calculated</w:t>
-            </w:r>
-            <w:r>
-              <w:rPr>
-                <w:rFonts w:ascii="Arial" w:hAnsi="Arial" w:cs="Arial"/>
-                <w:color w:val="000000"/>
-                <w:sz w:val="22"/>
-                <w:szCs w:val="22"/>
-              </w:rPr>
-              <w:t xml:space="preserve"> with this variable in whole number terms instead.</w:t>
             </w:r>
           </w:p>
           <w:p>
@@ -889,8 +711,45 @@
         <w:t xml:space="preserve">Replication notes: </w:t>
       </w:r>
     </w:p>
-    <w:p/>
-    <w:p/>
+    <w:p>
+      <w:pPr>
+        <w:pStyle w:val="NormalWeb"/>
+        <w:spacing w:before="0" w:beforeAutospacing="0" w:after="160" w:afterAutospacing="0"/>
+        <w:jc w:val="both"/>
+      </w:pPr>
+      <w:r>
+        <w:t xml:space="preserve">In earlier versions of R, </w:t>
+      </w:r>
+      <w:r>
+        <w:rPr>
+          <w:rFonts w:ascii="Arial" w:hAnsi="Arial" w:cs="Arial"/>
+          <w:color w:val="000000"/>
+          <w:sz w:val="22"/>
+          <w:szCs w:val="22"/>
+        </w:rPr>
+        <w:t xml:space="preserve">the percent change in </w:t>
+      </w:r>
+      <w:proofErr w:type="gramStart"/>
+      <w:r>
+        <w:rPr>
+          <w:rFonts w:ascii="Arial" w:hAnsi="Arial" w:cs="Arial"/>
+          <w:color w:val="000000"/>
+          <w:sz w:val="22"/>
+          <w:szCs w:val="22"/>
+        </w:rPr>
+        <w:t>passengers</w:t>
+      </w:r>
+      <w:proofErr w:type="gramEnd"/>
+      <w:r>
+        <w:rPr>
+          <w:rFonts w:ascii="Arial" w:hAnsi="Arial" w:cs="Arial"/>
+          <w:color w:val="000000"/>
+          <w:sz w:val="22"/>
+          <w:szCs w:val="22"/>
+        </w:rPr>
+        <w:t xml:space="preserve"> variable will need to be left in whole number terms for the regression above, producing low coefficient estimates. I am not sure why this occurs, but upon running this variable in percentage terms, the coefficients on the passenger variable reappeared (resembling what was found with the multiple OLS), but the significance levels on the treatment variable disappeared and diminished respectively on the treatment and post-treatment variables, while the value of the estimates stayed the same. Most likely, it seems like reduced variance and higher standard errors when inputting the variable in percentage terms soaked up much of the significant effect. Therefore, these coefficients need to be calculated with this variable in whole number terms instead. But for some reason, this is rectified in the latest version of R.</w:t>
+      </w:r>
+    </w:p>
     <w:sectPr>
       <w:pgSz w:w="12240" w:h="15840"/>
       <w:pgMar w:top="1440" w:right="1440" w:bottom="1440" w:left="1440" w:header="720" w:footer="720" w:gutter="0"/>
@@ -1016,8 +875,123 @@
       </w:rPr>
     </w:lvl>
   </w:abstractNum>
+  <w:abstractNum w:abstractNumId="1" w15:restartNumberingAfterBreak="0">
+    <w:nsid w:val="11024002"/>
+    <w:multiLevelType w:val="hybridMultilevel"/>
+    <w:tmpl w:val="E9F03E02"/>
+    <w:lvl w:ilvl="0" w:tplc="C3120EE6">
+      <w:numFmt w:val="bullet"/>
+      <w:lvlText w:val="-"/>
+      <w:lvlJc w:val="left"/>
+      <w:pPr>
+        <w:ind w:left="720" w:hanging="360"/>
+      </w:pPr>
+      <w:rPr>
+        <w:rFonts w:ascii="Aptos" w:eastAsiaTheme="minorHAnsi" w:hAnsi="Aptos" w:cstheme="minorBidi" w:hint="default"/>
+      </w:rPr>
+    </w:lvl>
+    <w:lvl w:ilvl="1" w:tplc="04090003" w:tentative="1">
+      <w:start w:val="1"/>
+      <w:numFmt w:val="bullet"/>
+      <w:lvlText w:val="o"/>
+      <w:lvlJc w:val="left"/>
+      <w:pPr>
+        <w:ind w:left="1440" w:hanging="360"/>
+      </w:pPr>
+      <w:rPr>
+        <w:rFonts w:ascii="Courier New" w:hAnsi="Courier New" w:cs="Courier New" w:hint="default"/>
+      </w:rPr>
+    </w:lvl>
+    <w:lvl w:ilvl="2" w:tplc="04090005" w:tentative="1">
+      <w:start w:val="1"/>
+      <w:numFmt w:val="bullet"/>
+      <w:lvlText w:val=""/>
+      <w:lvlJc w:val="left"/>
+      <w:pPr>
+        <w:ind w:left="2160" w:hanging="360"/>
+      </w:pPr>
+      <w:rPr>
+        <w:rFonts w:ascii="Wingdings" w:hAnsi="Wingdings" w:hint="default"/>
+      </w:rPr>
+    </w:lvl>
+    <w:lvl w:ilvl="3" w:tplc="04090001" w:tentative="1">
+      <w:start w:val="1"/>
+      <w:numFmt w:val="bullet"/>
+      <w:lvlText w:val=""/>
+      <w:lvlJc w:val="left"/>
+      <w:pPr>
+        <w:ind w:left="2880" w:hanging="360"/>
+      </w:pPr>
+      <w:rPr>
+        <w:rFonts w:ascii="Symbol" w:hAnsi="Symbol" w:hint="default"/>
+      </w:rPr>
+    </w:lvl>
+    <w:lvl w:ilvl="4" w:tplc="04090003" w:tentative="1">
+      <w:start w:val="1"/>
+      <w:numFmt w:val="bullet"/>
+      <w:lvlText w:val="o"/>
+      <w:lvlJc w:val="left"/>
+      <w:pPr>
+        <w:ind w:left="3600" w:hanging="360"/>
+      </w:pPr>
+      <w:rPr>
+        <w:rFonts w:ascii="Courier New" w:hAnsi="Courier New" w:cs="Courier New" w:hint="default"/>
+      </w:rPr>
+    </w:lvl>
+    <w:lvl w:ilvl="5" w:tplc="04090005" w:tentative="1">
+      <w:start w:val="1"/>
+      <w:numFmt w:val="bullet"/>
+      <w:lvlText w:val=""/>
+      <w:lvlJc w:val="left"/>
+      <w:pPr>
+        <w:ind w:left="4320" w:hanging="360"/>
+      </w:pPr>
+      <w:rPr>
+        <w:rFonts w:ascii="Wingdings" w:hAnsi="Wingdings" w:hint="default"/>
+      </w:rPr>
+    </w:lvl>
+    <w:lvl w:ilvl="6" w:tplc="04090001" w:tentative="1">
+      <w:start w:val="1"/>
+      <w:numFmt w:val="bullet"/>
+      <w:lvlText w:val=""/>
+      <w:lvlJc w:val="left"/>
+      <w:pPr>
+        <w:ind w:left="5040" w:hanging="360"/>
+      </w:pPr>
+      <w:rPr>
+        <w:rFonts w:ascii="Symbol" w:hAnsi="Symbol" w:hint="default"/>
+      </w:rPr>
+    </w:lvl>
+    <w:lvl w:ilvl="7" w:tplc="04090003" w:tentative="1">
+      <w:start w:val="1"/>
+      <w:numFmt w:val="bullet"/>
+      <w:lvlText w:val="o"/>
+      <w:lvlJc w:val="left"/>
+      <w:pPr>
+        <w:ind w:left="5760" w:hanging="360"/>
+      </w:pPr>
+      <w:rPr>
+        <w:rFonts w:ascii="Courier New" w:hAnsi="Courier New" w:cs="Courier New" w:hint="default"/>
+      </w:rPr>
+    </w:lvl>
+    <w:lvl w:ilvl="8" w:tplc="04090005" w:tentative="1">
+      <w:start w:val="1"/>
+      <w:numFmt w:val="bullet"/>
+      <w:lvlText w:val=""/>
+      <w:lvlJc w:val="left"/>
+      <w:pPr>
+        <w:ind w:left="6480" w:hanging="360"/>
+      </w:pPr>
+      <w:rPr>
+        <w:rFonts w:ascii="Wingdings" w:hAnsi="Wingdings" w:hint="default"/>
+      </w:rPr>
+    </w:lvl>
+  </w:abstractNum>
   <w:num w:numId="1" w16cid:durableId="564293554">
     <w:abstractNumId w:val="0"/>
+  </w:num>
+  <w:num w:numId="2" w16cid:durableId="1682973333">
+    <w:abstractNumId w:val="1"/>
   </w:num>
 </w:numbering>
 </file>
